--- a/la-royal-event/scenario-cards/giza-korobka.docx
+++ b/la-royal-event/scenario-cards/giza-korobka.docx
@@ -107,7 +107,16 @@
         <w:t>Шаг 4. Найти код.</w:t>
       </w:r>
       <w:r>
-        <w:t xml:space="preserve"> Команда переворачивает карточку своего символа. На обороте написаны четыре цифры кода и порядок дисков. Команда выставляет диски, кладёт руки на штурвал и ждёт общего счёта. Шесть коробок открываются одновременно.</w:t>
+        <w:t xml:space="preserve"> Рядом с карточками знаков лежит «Словарь архива»: шесть слов напротив шести знаков. Команда находит своё слово, узнаёт знак и переворачивает его карточку. На обороте код: </w:t>
+      </w:r>
+      <w:r>
+        <w:rPr>
+          <w:b/>
+        </w:rPr>
+        <w:t>диск I — 1, диск II — 2, диск III — 5, диск IV — 6.</w:t>
+      </w:r>
+      <w:r>
+        <w:t xml:space="preserve"> Команда выставляет диски, кладёт руки на штурвал и ждёт общего счёта. Шесть коробок открываются одновременно.</w:t>
       </w:r>
     </w:p>
     <w:p>
@@ -1517,41 +1526,10 @@
         <w:rPr>
           <w:b/>
         </w:rPr>
-        <w:t>Код коробки:</w:t>
+        <w:t>Код коробки известен: 1, 2, 5, 6.</w:t>
       </w:r>
       <w:r>
-        <w:t xml:space="preserve"> </w:t>
-      </w:r>
-      <w:r>
-        <w:rPr>
-          <w:rFonts w:ascii="Consolas" w:hAnsi="Consolas"/>
-          <w:sz w:val="19"/>
-        </w:rPr>
-        <w:t>__ __ __ __</w:t>
-      </w:r>
-      <w:r>
-        <w:t xml:space="preserve">. Какая цифра на каком диске: I </w:t>
-      </w:r>
-      <w:r>
-        <w:rPr>
-          <w:b/>
-        </w:rPr>
-        <w:t xml:space="preserve">_, II </w:t>
-      </w:r>
-      <w:r>
-        <w:rPr>
-          <w:i/>
-        </w:rPr>
-        <w:t xml:space="preserve">, III </w:t>
-      </w:r>
-      <w:r>
-        <w:rPr>
-          <w:b/>
-        </w:rPr>
-        <w:t xml:space="preserve">, IV </w:t>
-      </w:r>
-      <w:r>
-        <w:t>_.</w:t>
+        <w:t xml:space="preserve"> Осталось подтвердить порядок: диск I — 1, диск II — 2, диск III — 5, диск IV — 6. Выставьте, поверните штурвал, проверьте три раза.</w:t>
       </w:r>
     </w:p>
     <w:p>
@@ -1566,17 +1544,529 @@
         <w:t>Слово из шестерёнок.</w:t>
       </w:r>
       <w:r>
-        <w:t xml:space="preserve"> Прокрутите все семь пар с жёлтой карточки по порядку и запишите слово: </w:t>
+        <w:t xml:space="preserve"> Делается за десять минут по протоколу:</w:t>
       </w:r>
+    </w:p>
+    <w:p>
+      <w:pPr>
+        <w:pStyle w:val="ListBullet"/>
+        <w:spacing w:after="60"/>
+        <w:ind w:left="709"/>
+      </w:pPr>
       <w:r>
-        <w:rPr>
-          <w:rFonts w:ascii="Consolas" w:hAnsi="Consolas"/>
-          <w:sz w:val="19"/>
-        </w:rPr>
-        <w:t>_______</w:t>
+        <w:t>Старт: поставьте шестерёнки так, чтобы под стрелкой №1 была цифра 1, под стрелкой №2 цифра 2, под стрелкой №3 цифра 3.</w:t>
       </w:r>
+    </w:p>
+    <w:p>
+      <w:pPr>
+        <w:pStyle w:val="ListBullet"/>
+        <w:spacing w:after="60"/>
+        <w:ind w:left="709"/>
+      </w:pPr>
       <w:r>
-        <w:t>. Первая буква Б.</w:t>
+        <w:t>Берите пары с жёлтой карточки по порядку сверху вниз: 1-3, 2-5, 1-9, 3-1, 2-7, 1-2, 3-4. Ничего не сбрасывайте между парами.</w:t>
+      </w:r>
+    </w:p>
+    <w:p>
+      <w:pPr>
+        <w:pStyle w:val="ListBullet"/>
+        <w:spacing w:after="60"/>
+        <w:ind w:left="709"/>
+      </w:pPr>
+      <w:r>
+        <w:t>Для каждой пары крутите названную шестерёнку, пока названная цифра не встанет под её собственную стрелку.</w:t>
+      </w:r>
+    </w:p>
+    <w:p>
+      <w:pPr>
+        <w:pStyle w:val="ListBullet"/>
+        <w:spacing w:after="60"/>
+        <w:ind w:left="709"/>
+      </w:pPr>
+      <w:r>
+        <w:t>После каждой пары запишите в таблицу, что стоит под всеми тремя стрелками.</w:t>
+      </w:r>
+    </w:p>
+    <w:tbl>
+      <w:tblPr>
+        <w:tblStyle w:val="TableGrid"/>
+        <w:tblW w:type="auto" w:w="0"/>
+        <w:jc w:val="left"/>
+        <w:tblLook w:firstColumn="1" w:firstRow="1" w:lastColumn="0" w:lastRow="0" w:noHBand="0" w:noVBand="1" w:val="04A0"/>
+      </w:tblPr>
+      <w:tblGrid>
+        <w:gridCol w:w="2436"/>
+        <w:gridCol w:w="2436"/>
+        <w:gridCol w:w="2436"/>
+        <w:gridCol w:w="2436"/>
+      </w:tblGrid>
+      <w:tr>
+        <w:tc>
+          <w:tcPr>
+            <w:tcW w:type="dxa" w:w="2436"/>
+            <w:shd w:fill="EFE9F5"/>
+          </w:tcPr>
+          <w:p>
+            <w:pPr>
+              <w:spacing w:after="40"/>
+            </w:pPr>
+            <w:r>
+              <w:rPr>
+                <w:b/>
+                <w:sz w:val="19"/>
+              </w:rPr>
+              <w:t>Пара</w:t>
+            </w:r>
+          </w:p>
+        </w:tc>
+        <w:tc>
+          <w:tcPr>
+            <w:tcW w:type="dxa" w:w="2436"/>
+            <w:shd w:fill="EFE9F5"/>
+          </w:tcPr>
+          <w:p>
+            <w:pPr>
+              <w:spacing w:after="40"/>
+            </w:pPr>
+            <w:r>
+              <w:rPr>
+                <w:b/>
+                <w:sz w:val="19"/>
+              </w:rPr>
+              <w:t>Под стрелкой 1</w:t>
+            </w:r>
+          </w:p>
+        </w:tc>
+        <w:tc>
+          <w:tcPr>
+            <w:tcW w:type="dxa" w:w="2436"/>
+            <w:shd w:fill="EFE9F5"/>
+          </w:tcPr>
+          <w:p>
+            <w:pPr>
+              <w:spacing w:after="40"/>
+            </w:pPr>
+            <w:r>
+              <w:rPr>
+                <w:b/>
+                <w:sz w:val="19"/>
+              </w:rPr>
+              <w:t>Под стрелкой 2</w:t>
+            </w:r>
+          </w:p>
+        </w:tc>
+        <w:tc>
+          <w:tcPr>
+            <w:tcW w:type="dxa" w:w="2436"/>
+            <w:shd w:fill="EFE9F5"/>
+          </w:tcPr>
+          <w:p>
+            <w:pPr>
+              <w:spacing w:after="40"/>
+            </w:pPr>
+            <w:r>
+              <w:rPr>
+                <w:b/>
+                <w:sz w:val="19"/>
+              </w:rPr>
+              <w:t>Под стрелкой 3</w:t>
+            </w:r>
+          </w:p>
+        </w:tc>
+      </w:tr>
+      <w:tr>
+        <w:tc>
+          <w:tcPr>
+            <w:tcW w:type="dxa" w:w="2436"/>
+          </w:tcPr>
+          <w:p>
+            <w:pPr>
+              <w:spacing w:after="40"/>
+            </w:pPr>
+            <w:r>
+              <w:rPr>
+                <w:sz w:val="19"/>
+              </w:rPr>
+              <w:t>1-3</w:t>
+            </w:r>
+          </w:p>
+        </w:tc>
+        <w:tc>
+          <w:tcPr>
+            <w:tcW w:type="dxa" w:w="2436"/>
+          </w:tcPr>
+          <w:p>
+            <w:pPr>
+              <w:spacing w:after="40"/>
+            </w:pPr>
+            <w:r>
+              <w:rPr>
+                <w:sz w:val="19"/>
+              </w:rPr>
+              <w:t>3</w:t>
+            </w:r>
+          </w:p>
+        </w:tc>
+        <w:tc>
+          <w:tcPr>
+            <w:tcW w:type="dxa" w:w="2436"/>
+          </w:tcPr>
+          <w:p>
+            <w:pPr>
+              <w:spacing w:after="40"/>
+            </w:pPr>
+            <w:r>
+              <w:rPr>
+                <w:sz w:val="19"/>
+              </w:rPr>
+              <w:t>Б</w:t>
+            </w:r>
+          </w:p>
+        </w:tc>
+        <w:tc>
+          <w:tcPr>
+            <w:tcW w:type="dxa" w:w="2436"/>
+          </w:tcPr>
+          <w:p>
+            <w:pPr>
+              <w:spacing w:after="40"/>
+            </w:pPr>
+          </w:p>
+        </w:tc>
+      </w:tr>
+      <w:tr>
+        <w:tc>
+          <w:tcPr>
+            <w:tcW w:type="dxa" w:w="2436"/>
+          </w:tcPr>
+          <w:p>
+            <w:pPr>
+              <w:spacing w:after="40"/>
+            </w:pPr>
+            <w:r>
+              <w:rPr>
+                <w:sz w:val="19"/>
+              </w:rPr>
+              <w:t>2-5</w:t>
+            </w:r>
+          </w:p>
+        </w:tc>
+        <w:tc>
+          <w:tcPr>
+            <w:tcW w:type="dxa" w:w="2436"/>
+          </w:tcPr>
+          <w:p>
+            <w:pPr>
+              <w:spacing w:after="40"/>
+            </w:pPr>
+          </w:p>
+        </w:tc>
+        <w:tc>
+          <w:tcPr>
+            <w:tcW w:type="dxa" w:w="2436"/>
+          </w:tcPr>
+          <w:p>
+            <w:pPr>
+              <w:spacing w:after="40"/>
+            </w:pPr>
+            <w:r>
+              <w:rPr>
+                <w:sz w:val="19"/>
+              </w:rPr>
+              <w:t>5</w:t>
+            </w:r>
+          </w:p>
+        </w:tc>
+        <w:tc>
+          <w:tcPr>
+            <w:tcW w:type="dxa" w:w="2436"/>
+          </w:tcPr>
+          <w:p>
+            <w:pPr>
+              <w:spacing w:after="40"/>
+            </w:pPr>
+          </w:p>
+        </w:tc>
+      </w:tr>
+      <w:tr>
+        <w:tc>
+          <w:tcPr>
+            <w:tcW w:type="dxa" w:w="2436"/>
+          </w:tcPr>
+          <w:p>
+            <w:pPr>
+              <w:spacing w:after="40"/>
+            </w:pPr>
+            <w:r>
+              <w:rPr>
+                <w:sz w:val="19"/>
+              </w:rPr>
+              <w:t>1-9</w:t>
+            </w:r>
+          </w:p>
+        </w:tc>
+        <w:tc>
+          <w:tcPr>
+            <w:tcW w:type="dxa" w:w="2436"/>
+          </w:tcPr>
+          <w:p>
+            <w:pPr>
+              <w:spacing w:after="40"/>
+            </w:pPr>
+            <w:r>
+              <w:rPr>
+                <w:sz w:val="19"/>
+              </w:rPr>
+              <w:t>9</w:t>
+            </w:r>
+          </w:p>
+        </w:tc>
+        <w:tc>
+          <w:tcPr>
+            <w:tcW w:type="dxa" w:w="2436"/>
+          </w:tcPr>
+          <w:p>
+            <w:pPr>
+              <w:spacing w:after="40"/>
+            </w:pPr>
+          </w:p>
+        </w:tc>
+        <w:tc>
+          <w:tcPr>
+            <w:tcW w:type="dxa" w:w="2436"/>
+          </w:tcPr>
+          <w:p>
+            <w:pPr>
+              <w:spacing w:after="40"/>
+            </w:pPr>
+          </w:p>
+        </w:tc>
+      </w:tr>
+      <w:tr>
+        <w:tc>
+          <w:tcPr>
+            <w:tcW w:type="dxa" w:w="2436"/>
+          </w:tcPr>
+          <w:p>
+            <w:pPr>
+              <w:spacing w:after="40"/>
+            </w:pPr>
+            <w:r>
+              <w:rPr>
+                <w:sz w:val="19"/>
+              </w:rPr>
+              <w:t>3-1</w:t>
+            </w:r>
+          </w:p>
+        </w:tc>
+        <w:tc>
+          <w:tcPr>
+            <w:tcW w:type="dxa" w:w="2436"/>
+          </w:tcPr>
+          <w:p>
+            <w:pPr>
+              <w:spacing w:after="40"/>
+            </w:pPr>
+          </w:p>
+        </w:tc>
+        <w:tc>
+          <w:tcPr>
+            <w:tcW w:type="dxa" w:w="2436"/>
+          </w:tcPr>
+          <w:p>
+            <w:pPr>
+              <w:spacing w:after="40"/>
+            </w:pPr>
+          </w:p>
+        </w:tc>
+        <w:tc>
+          <w:tcPr>
+            <w:tcW w:type="dxa" w:w="2436"/>
+          </w:tcPr>
+          <w:p>
+            <w:pPr>
+              <w:spacing w:after="40"/>
+            </w:pPr>
+            <w:r>
+              <w:rPr>
+                <w:sz w:val="19"/>
+              </w:rPr>
+              <w:t>1</w:t>
+            </w:r>
+          </w:p>
+        </w:tc>
+      </w:tr>
+      <w:tr>
+        <w:tc>
+          <w:tcPr>
+            <w:tcW w:type="dxa" w:w="2436"/>
+          </w:tcPr>
+          <w:p>
+            <w:pPr>
+              <w:spacing w:after="40"/>
+            </w:pPr>
+            <w:r>
+              <w:rPr>
+                <w:sz w:val="19"/>
+              </w:rPr>
+              <w:t>2-7</w:t>
+            </w:r>
+          </w:p>
+        </w:tc>
+        <w:tc>
+          <w:tcPr>
+            <w:tcW w:type="dxa" w:w="2436"/>
+          </w:tcPr>
+          <w:p>
+            <w:pPr>
+              <w:spacing w:after="40"/>
+            </w:pPr>
+          </w:p>
+        </w:tc>
+        <w:tc>
+          <w:tcPr>
+            <w:tcW w:type="dxa" w:w="2436"/>
+          </w:tcPr>
+          <w:p>
+            <w:pPr>
+              <w:spacing w:after="40"/>
+            </w:pPr>
+            <w:r>
+              <w:rPr>
+                <w:sz w:val="19"/>
+              </w:rPr>
+              <w:t>7</w:t>
+            </w:r>
+          </w:p>
+        </w:tc>
+        <w:tc>
+          <w:tcPr>
+            <w:tcW w:type="dxa" w:w="2436"/>
+          </w:tcPr>
+          <w:p>
+            <w:pPr>
+              <w:spacing w:after="40"/>
+            </w:pPr>
+          </w:p>
+        </w:tc>
+      </w:tr>
+      <w:tr>
+        <w:tc>
+          <w:tcPr>
+            <w:tcW w:type="dxa" w:w="2436"/>
+          </w:tcPr>
+          <w:p>
+            <w:pPr>
+              <w:spacing w:after="40"/>
+            </w:pPr>
+            <w:r>
+              <w:rPr>
+                <w:sz w:val="19"/>
+              </w:rPr>
+              <w:t>1-2</w:t>
+            </w:r>
+          </w:p>
+        </w:tc>
+        <w:tc>
+          <w:tcPr>
+            <w:tcW w:type="dxa" w:w="2436"/>
+          </w:tcPr>
+          <w:p>
+            <w:pPr>
+              <w:spacing w:after="40"/>
+            </w:pPr>
+            <w:r>
+              <w:rPr>
+                <w:sz w:val="19"/>
+              </w:rPr>
+              <w:t>2</w:t>
+            </w:r>
+          </w:p>
+        </w:tc>
+        <w:tc>
+          <w:tcPr>
+            <w:tcW w:type="dxa" w:w="2436"/>
+          </w:tcPr>
+          <w:p>
+            <w:pPr>
+              <w:spacing w:after="40"/>
+            </w:pPr>
+          </w:p>
+        </w:tc>
+        <w:tc>
+          <w:tcPr>
+            <w:tcW w:type="dxa" w:w="2436"/>
+          </w:tcPr>
+          <w:p>
+            <w:pPr>
+              <w:spacing w:after="40"/>
+            </w:pPr>
+          </w:p>
+        </w:tc>
+      </w:tr>
+      <w:tr>
+        <w:tc>
+          <w:tcPr>
+            <w:tcW w:type="dxa" w:w="2436"/>
+          </w:tcPr>
+          <w:p>
+            <w:pPr>
+              <w:spacing w:after="40"/>
+            </w:pPr>
+            <w:r>
+              <w:rPr>
+                <w:sz w:val="19"/>
+              </w:rPr>
+              <w:t>3-4</w:t>
+            </w:r>
+          </w:p>
+        </w:tc>
+        <w:tc>
+          <w:tcPr>
+            <w:tcW w:type="dxa" w:w="2436"/>
+          </w:tcPr>
+          <w:p>
+            <w:pPr>
+              <w:spacing w:after="40"/>
+            </w:pPr>
+          </w:p>
+        </w:tc>
+        <w:tc>
+          <w:tcPr>
+            <w:tcW w:type="dxa" w:w="2436"/>
+          </w:tcPr>
+          <w:p>
+            <w:pPr>
+              <w:spacing w:after="40"/>
+            </w:pPr>
+          </w:p>
+        </w:tc>
+        <w:tc>
+          <w:tcPr>
+            <w:tcW w:type="dxa" w:w="2436"/>
+          </w:tcPr>
+          <w:p>
+            <w:pPr>
+              <w:spacing w:after="40"/>
+            </w:pPr>
+            <w:r>
+              <w:rPr>
+                <w:sz w:val="19"/>
+              </w:rPr>
+              <w:t>4</w:t>
+            </w:r>
+          </w:p>
+        </w:tc>
+      </w:tr>
+    </w:tbl>
+    <w:p>
+      <w:pPr>
+        <w:spacing w:after="80"/>
+      </w:pPr>
+    </w:p>
+    <w:p>
+      <w:r>
+        <w:t xml:space="preserve">   Пришлите таблицу мне, я вычленю слово. Рабочее правило, судя по вашему опыту с буквой Б: крутишь шестерёнку 1 — букву читаешь под стрелкой 2. Скорее всего, правило «читай на следующей»: 1→2, 2→3, 3→1. Таблица это проверит.</w:t>
       </w:r>
     </w:p>
     <w:p>
@@ -3164,7 +3654,7 @@
               <w:rPr>
                 <w:sz w:val="19"/>
               </w:rPr>
-              <w:t xml:space="preserve"> Команды по очереди подходят к планкам, по три команды на планку. Крутят по своим находкам: цифру под стрелку, букву в блокнот. Семь букв раскладываются по номерам, получается слово</w:t>
+              <w:t xml:space="preserve"> Обе планки лежат на общем столе, по три команды на планку, рядом дежурит помощник, который знает процедуру. Команда ставит шестерёнки в старт 1-2-3, крутит по своим находкам по порядку номеров букв: цифру под стрелку названной шестерёнки, букву читает по правилу планки. Семь букв дают слово</w:t>
             </w:r>
           </w:p>
         </w:tc>
@@ -3535,7 +4025,16 @@
         <w:spacing w:after="60"/>
       </w:pPr>
       <w:r>
-        <w:t>Карточки-гербы для финала: 6 комплектов по 6, код на обороте верного герба</w:t>
+        <w:t>Карточки-гербы для финала: 6 комплектов по 6, на обороте верного герба напечатано «I — 1 · II — 2 · III — 5 · IV — 6»</w:t>
+      </w:r>
+    </w:p>
+    <w:p>
+      <w:pPr>
+        <w:pStyle w:val="ListBullet"/>
+        <w:spacing w:after="60"/>
+      </w:pPr>
+      <w:r>
+        <w:t>«Словарь архива»: карточка с шестью словами напротив шести знаков, 6 штук. Слово из шестерёнок вписывается после домашнего прогона, остальные пять слов — приманки</w:t>
       </w:r>
     </w:p>
     <w:p>

--- a/la-royal-event/scenario-cards/giza-korobka.docx
+++ b/la-royal-event/scenario-cards/giza-korobka.docx
@@ -93,10 +93,19 @@
         <w:rPr>
           <w:b/>
         </w:rPr>
-        <w:t>Шаг 3. Превратить слово в знак.</w:t>
+        <w:t>Шаг 3. Понять слово.</w:t>
       </w:r>
       <w:r>
-        <w:t xml:space="preserve"> Слово называет один из шести египетских символов: скарабей, лотос, глаз Гора, Анубис, кобра, веер. На финальном столе лежат шесть карточек с этими символами.</w:t>
+        <w:t xml:space="preserve"> Слово из шестерёнок: </w:t>
+      </w:r>
+      <w:r>
+        <w:rPr>
+          <w:b/>
+        </w:rPr>
+        <w:t>БЛОКНОТ</w:t>
+      </w:r>
+      <w:r>
+        <w:t>. На общем столе рядом с планками с самого начала лежат два блокнота, и до этой минуты никто не понимает, зачем они там.</w:t>
       </w:r>
     </w:p>
     <w:p>
@@ -107,16 +116,16 @@
         <w:t>Шаг 4. Найти код.</w:t>
       </w:r>
       <w:r>
-        <w:t xml:space="preserve"> Рядом с карточками знаков лежит «Словарь архива»: шесть слов напротив шести знаков. Команда находит своё слово, узнаёт знак и переворачивает его карточку. На обороте код: </w:t>
+        <w:t xml:space="preserve"> Команда, прочитавшая слово, открывает блокнот. Внутри одна страница: </w:t>
       </w:r>
       <w:r>
         <w:rPr>
           <w:b/>
         </w:rPr>
-        <w:t>диск I — 1, диск II — 2, диск III — 5, диск IV — 6.</w:t>
+        <w:t>«Диск I — 1, диск II — 2, диск III — 5, диск IV — 6»</w:t>
       </w:r>
       <w:r>
-        <w:t xml:space="preserve"> Команда выставляет диски, кладёт руки на штурвал и ждёт общего счёта. Шесть коробок открываются одновременно.</w:t>
+        <w:t>. Команда выставляет диски на своей коробке, кладёт руки на штурвал и ждёт общего счёта. Шесть коробок открываются одновременно.</w:t>
       </w:r>
     </w:p>
     <w:p>
@@ -1541,10 +1550,10 @@
         <w:rPr>
           <w:b/>
         </w:rPr>
-        <w:t>Слово из шестерёнок.</w:t>
+        <w:t>Слово из шестерёнок: БЛОКНОТ.</w:t>
       </w:r>
       <w:r>
-        <w:t xml:space="preserve"> Делается за десять минут по протоколу:</w:t>
+        <w:t xml:space="preserve"> Осталось подтвердить две буквы. Выставьте пару 2-5 и запишите буквы под стрелками 1 и 3: одна должна быть Л. Выставьте пару 3-1 и запишите буквы под стрелками 1 и 2: одна должна быть К. Какая стрелка дала букву, такое и правило чтения, впишите его в карточку «Как читать планку». Полный протокол на случай расхождений:</w:t>
       </w:r>
     </w:p>
     <w:p>
@@ -2067,31 +2076,6 @@
     <w:p>
       <w:r>
         <w:t xml:space="preserve">   Пришлите таблицу мне, я вычленю слово. Рабочее правило, судя по вашему опыту с буквой Б: крутишь шестерёнку 1 — букву читаешь под стрелкой 2. Скорее всего, правило «читай на следующей»: 1→2, 2→3, 3→1. Таблица это проверит.</w:t>
-      </w:r>
-    </w:p>
-    <w:p>
-      <w:pPr>
-        <w:pStyle w:val="ListNumber"/>
-        <w:spacing w:after="60"/>
-      </w:pPr>
-      <w:r>
-        <w:rPr>
-          <w:b/>
-        </w:rPr>
-        <w:t>Какому символу соответствует слово.</w:t>
-      </w:r>
-      <w:r>
-        <w:t xml:space="preserve"> Это и есть «верный герб»: </w:t>
-      </w:r>
-      <w:r>
-        <w:rPr>
-          <w:rFonts w:ascii="Consolas" w:hAnsi="Consolas"/>
-          <w:sz w:val="19"/>
-        </w:rPr>
-        <w:t>_______</w:t>
-      </w:r>
-      <w:r>
-        <w:t>.</w:t>
       </w:r>
     </w:p>
     <w:p>
@@ -3730,13 +3714,13 @@
                 <w:b/>
                 <w:sz w:val="19"/>
               </w:rPr>
-              <w:t>Знак и код.</w:t>
+              <w:t>Блокнот и код.</w:t>
             </w:r>
             <w:r>
               <w:rPr>
                 <w:sz w:val="19"/>
               </w:rPr>
-              <w:t xml:space="preserve"> Слово указывает на один из шести гербов. Команды переворачивают карточку этого герба: на обороте четыре цифры и порядок дисков. Выставляют диски. Кубик решает, чья команда считает вслух</w:t>
+              <w:t xml:space="preserve"> Слово прочитано: БЛОКНОТ. Команды открывают блокноты у планок, внутри страница с кодом: I — 1, II — 2, III — 5, IV — 6. Выставляют диски. Кубик решает, чья команда считает вслух</w:t>
             </w:r>
           </w:p>
         </w:tc>
@@ -3904,7 +3888,7 @@
         <w:t>Если команда застряла со словом:</w:t>
       </w:r>
       <w:r>
-        <w:t xml:space="preserve"> запасной конверт с фото-пазлом. Собранное фото показывает фигуру верного символа.</w:t>
+        <w:t xml:space="preserve"> подсказка голосом: «Слово это предмет, и он лежит на этом столе». Фото-пазл остаётся резервной задачей для команды, которая закончила раньше всех.</w:t>
       </w:r>
     </w:p>
     <w:p>
@@ -4025,7 +4009,7 @@
         <w:spacing w:after="60"/>
       </w:pPr>
       <w:r>
-        <w:t>Карточки-гербы для финала: 6 комплектов по 6, на обороте верного герба напечатано «I — 1 · II — 2 · III — 5 · IV — 6»</w:t>
+        <w:t>Страница в блокнот: «Диск I — 1 · II — 2 · III — 5 · IV — 6», вклеить в оба блокнота на первый разворот</w:t>
       </w:r>
     </w:p>
     <w:p>
@@ -4034,7 +4018,7 @@
         <w:spacing w:after="60"/>
       </w:pPr>
       <w:r>
-        <w:t>«Словарь архива»: карточка с шестью словами напротив шести знаков, 6 штук. Слово из шестерёнок вписывается после домашнего прогона, остальные пять слов — приманки</w:t>
+        <w:t>Карточка «Как читать планку»: старт 1-2-3 под стрелками, крути названную шестерёнку до названной цифры, букву читай под стрелкой [вписать правило после проверки]. По одной у каждой планки</w:t>
       </w:r>
     </w:p>
     <w:p>
@@ -4087,7 +4071,16 @@
         <w:spacing w:after="60"/>
       </w:pPr>
       <w:r>
-        <w:t>6 коробок, код выставлен и проверен трижды, внутри письмо и фрагменты печати, снаружи лента с печатью</w:t>
+        <w:t>2 блокнота с вклеенной страницей кода, лежат у планок с начала финала</w:t>
+      </w:r>
+    </w:p>
+    <w:p>
+      <w:pPr>
+        <w:pStyle w:val="ListBullet"/>
+        <w:spacing w:after="60"/>
+      </w:pPr>
+      <w:r>
+        <w:t>6 коробок, код 1-2-5-6 выставлен и проверен трижды, внутри письмо и фрагменты печати, снаружи лента с печатью</w:t>
       </w:r>
     </w:p>
     <w:p>

--- a/la-royal-event/scenario-cards/giza-korobka.docx
+++ b/la-royal-event/scenario-cards/giza-korobka.docx
@@ -1028,7 +1028,7 @@
               <w:rPr>
                 <w:sz w:val="19"/>
               </w:rPr>
-              <w:t>Письмо, которое без очков выглядит кашей. Что в нём написано, выясните дома, см. раздел 3</w:t>
+              <w:t>Загадка «где садишься и ложишься». Читается только через очки. Ответ: диван, под подушками которого в лаундже спрятаны часы</w:t>
             </w:r>
           </w:p>
         </w:tc>
@@ -1044,7 +1044,7 @@
               <w:rPr>
                 <w:sz w:val="19"/>
               </w:rPr>
-              <w:t>Станция 3</w:t>
+              <w:t>Станция 3 и финал</w:t>
             </w:r>
           </w:p>
         </w:tc>
@@ -2091,31 +2091,6 @@
       </w:r>
       <w:r>
         <w:t xml:space="preserve"> дома над миской. Есть ли внутри полость и записка? Если полость пустая, мы кладём свою записку в мешочек с часами и правило звучит так: «мешочек открывается после того, как часы разбиты».</w:t>
-      </w:r>
-    </w:p>
-    <w:p>
-      <w:pPr>
-        <w:pStyle w:val="ListNumber"/>
-        <w:spacing w:after="60"/>
-      </w:pPr>
-      <w:r>
-        <w:rPr>
-          <w:b/>
-        </w:rPr>
-        <w:t>Прочитайте красно-синюю карточку через очки.</w:t>
-      </w:r>
-      <w:r>
-        <w:t xml:space="preserve"> Запишите текст сюда: </w:t>
-      </w:r>
-      <w:r>
-        <w:rPr>
-          <w:rFonts w:ascii="Consolas" w:hAnsi="Consolas"/>
-          <w:sz w:val="19"/>
-        </w:rPr>
-        <w:t>_______</w:t>
-      </w:r>
-      <w:r>
-        <w:t>. Если текст подходит как письмо Камаля, оставляем как есть. Если нет, карточка становится просто задачей: прочитал — получил находку.</w:t>
       </w:r>
     </w:p>
     <w:p>
@@ -3392,7 +3367,7 @@
     </w:p>
     <w:p>
       <w:r>
-        <w:t>Часть вторая, очки. Помощник выдаёт очки с цветными линзами: «В вашей папке с утра лежит письмо, которое невозможно прочитать. Теперь попробуйте». Команда читает красно-синюю карточку через линзу. [Что в ней написано, впишем после домашнего прогона.]</w:t>
+        <w:t>Часть вторая, очки. Помощник выдаёт очки с цветными линзами: «В вашей папке с утра лежит письмо, которое невозможно прочитать. Теперь попробуйте». Команда читает красно-синюю карточку через линзу, получается: «где садишься и ложишься». Помощник не объясняет, говорит одну фразу: «Запомните. Пригодится позже». Это загадка на финал: часы команды будут спрятаны под подушками её дивана в лаундже.</w:t>
       </w:r>
     </w:p>
     <w:p>
@@ -3556,7 +3531,7 @@
               <w:rPr>
                 <w:sz w:val="19"/>
               </w:rPr>
-              <w:t>Рассадка. Вы: «У вас шесть находок. Седьмая в этих часах. В наборе Камаля сказано: часы разобьёшь, время вернёшь»</w:t>
+              <w:t>Рассадка. Вы: «Седьмая находка уже в этом зале. Утром вы прочитали, где её искать». Команды вспоминают загадку с панорамы, поднимают подушки своих диванов и находят гипсовые часы. Координатор спрятал их при подготовке зала</w:t>
             </w:r>
           </w:p>
         </w:tc>
@@ -3597,7 +3572,7 @@
               <w:rPr>
                 <w:sz w:val="19"/>
               </w:rPr>
-              <w:t xml:space="preserve"> Каждая команда разбивает свои часы молоточком через салфетку. Внутри записка: «шестерёнка 1, цифра 9, буква 3». Осколки на поднос</w:t>
+              <w:t xml:space="preserve"> Каждая команда разбивает свои часы молоточком через салфетку на подносе. Внутри записка: «шестерёнка 1, цифра 9, буква 3». Осколки на поднос</w:t>
             </w:r>
           </w:p>
         </w:tc>
@@ -4145,7 +4120,7 @@
         <w:t>Проверить на разведке:</w:t>
       </w:r>
       <w:r>
-        <w:t xml:space="preserve"> оба отверстия северной грани видны с дорожки; три малые пирамиды пересчитываются с обзорной точки; шесть точек на панораме размечены и снимок сделан; в камере Микерина темно и ультрафиолет разрешён; в лаундже шесть столов, общий стол и можно разбивать гипс на подносе.</w:t>
+        <w:t xml:space="preserve"> оба отверстия северной грани видны с дорожки; три малые пирамиды пересчитываются с обзорной точки; шесть точек на панораме размечены и снимок сделан; в камере Микерина темно и ультрафиолет разрешён; в лаундже шесть столов, общий стол и можно разбивать гипс на подносе; у диванов в лаундже есть подушки или место, куда координатор спрячет часы при подготовке. Если спрятать негде, часы кладутся на стол под салфетку, а загадка читается как «присядьте и найдёте».</w:t>
       </w:r>
     </w:p>
     <w:p>

--- a/la-royal-event/scenario-cards/giza-korobka.docx
+++ b/la-royal-event/scenario-cards/giza-korobka.docx
@@ -249,7 +249,7 @@
               <w:rPr>
                 <w:sz w:val="19"/>
               </w:rPr>
-              <w:t>В автобусе. «Сколько лучей у штурвала на вашей коробке?» Пять</w:t>
+              <w:t>Сбор у входа на плато. Курьер показывает коробку, группа считает лучи штурвала. Пять</w:t>
             </w:r>
           </w:p>
         </w:tc>
@@ -2155,7 +2155,7 @@
     </w:p>
     <w:p>
       <w:r>
-        <w:t>Говорите это в автобусе, медленно, после раздачи папок. Это самые важные девяносто секунд дня.</w:t>
+        <w:t>Говорите это на сборе у входа на плато, медленно, после раздачи папок. Это самые важные девяносто секунд дня.</w:t>
       </w:r>
     </w:p>
     <w:p>
@@ -2459,7 +2459,7 @@
               <w:rPr>
                 <w:sz w:val="19"/>
               </w:rPr>
-              <w:t>Автобус, вода, коробки. Утром передаёт коробки, в финале приносит капсулу с чужим кодом</w:t>
+              <w:t>Вода, коробки, зал финала. На сборе показывает одну коробку, потом уезжает в лаундж: прячет часы под подушки, расставляет коробки и планки. В финале приносит капсулу с чужим кодом</w:t>
             </w:r>
           </w:p>
         </w:tc>
@@ -2636,7 +2636,7 @@
               <w:rPr>
                 <w:sz w:val="19"/>
               </w:rPr>
-              <w:t>до 00:00</w:t>
+              <w:t>00:00–00:15</w:t>
             </w:r>
           </w:p>
         </w:tc>
@@ -2652,7 +2652,7 @@
               <w:rPr>
                 <w:sz w:val="19"/>
               </w:rPr>
-              <w:t>Автобус</w:t>
+              <w:t>Сбор у входа на плато</w:t>
             </w:r>
           </w:p>
         </w:tc>
@@ -2668,7 +2668,7 @@
               <w:rPr>
                 <w:sz w:val="19"/>
               </w:rPr>
-              <w:t>Папки, роли, правила, пролог. Курьер передаёт коробки. Первая задача: сколько лучей у штурвала</w:t>
+              <w:t>Папки, роли, правила, пролог. Курьер показывает одну коробку, задача про штурвал, после чего увозит коробку в лаундж</w:t>
             </w:r>
           </w:p>
         </w:tc>
@@ -2702,7 +2702,7 @@
               <w:rPr>
                 <w:sz w:val="19"/>
               </w:rPr>
-              <w:t>00:00–00:20</w:t>
+              <w:t>00:15–00:35</w:t>
             </w:r>
           </w:p>
         </w:tc>
@@ -3263,12 +3263,17 @@
         <w:pStyle w:val="Heading3"/>
       </w:pPr>
       <w:r>
-        <w:t>В автобусе</w:t>
+        <w:t>Сбор у входа на плато, 15 минут</w:t>
       </w:r>
     </w:p>
     <w:p>
       <w:r>
-        <w:t>После правил и пролога говорите:</w:t>
+        <w:t>Начинаем не в кафе и не в автобусе, а на месте сбора у входа, в тени. Кафе появится только в конце: все шесть коробок курьер привозит туда заранее, а с собой на сбор берёт одну.</w:t>
+      </w:r>
+    </w:p>
+    <w:p>
+      <w:r>
+        <w:t>Порядок: перекличка, папки в руки хранителям, роли, правила, пролог. Потом курьер молча ставит коробку на ящик или держит в руках, и вы говорите:</w:t>
       </w:r>
     </w:p>
     <w:p>
@@ -3280,12 +3285,12 @@
           <w:i/>
           <w:color w:val="555555"/>
         </w:rPr>
-        <w:t>«Первая находка ближе, чем вы думаете. Посмотрите на коробку вашей команды. Сколько лучей у штурвала? Кто уверен, поднимите руку всей командой».</w:t>
+        <w:t>«Первая находка ближе, чем вы думаете. Вот одна из шести коробок, остальные ждут вас в конце пути. Посмотрите внимательно. Сколько лучей у штурвала? Кто уверен, поднимите руку всей командой».</w:t>
       </w:r>
     </w:p>
     <w:p>
       <w:r>
-        <w:t>Команды называют: пять. Помощники выдают карточку «шестерёнка 2, цифра 5, буква 2». Это разогрев: группа понимает механику находок ещё до плато.</w:t>
+        <w:t>Команды называют: пять. Помощники выдают карточку «шестерёнка 2, цифра 5, буква 2». Курьер забирает коробку и уезжает готовить зал финала. Это разогрев: группа понимает механику находок до первой станции и видит цель игры своими глазами.</w:t>
       </w:r>
     </w:p>
     <w:p>

--- a/la-royal-event/scenario-cards/giza-korobka.docx
+++ b/la-royal-event/scenario-cards/giza-korobka.docx
@@ -136,6 +136,17 @@
         <w:t>Где спрятаны семь находок:</w:t>
       </w:r>
     </w:p>
+    <w:p>
+      <w:r>
+        <w:rPr>
+          <w:b/>
+        </w:rPr>
+        <w:t>Важно: команд шесть, по пять человек. Находок семь.</w:t>
+      </w:r>
+      <w:r>
+        <w:t xml:space="preserve"> Находка это предмет, а не команда: каждая из шести команд собирает все семь находок, как семь ключей.</w:t>
+      </w:r>
+    </w:p>
     <w:tbl>
       <w:tblPr>
         <w:tblStyle w:val="TableGrid"/>
@@ -217,56 +228,6 @@
               <w:rPr>
                 <w:sz w:val="19"/>
               </w:rPr>
-              <w:t>2</w:t>
-            </w:r>
-          </w:p>
-        </w:tc>
-        <w:tc>
-          <w:tcPr>
-            <w:tcW w:type="dxa" w:w="3248"/>
-          </w:tcPr>
-          <w:p>
-            <w:pPr>
-              <w:spacing w:after="40"/>
-            </w:pPr>
-            <w:r>
-              <w:rPr>
-                <w:sz w:val="19"/>
-              </w:rPr>
-              <w:t>2-5</w:t>
-            </w:r>
-          </w:p>
-        </w:tc>
-        <w:tc>
-          <w:tcPr>
-            <w:tcW w:type="dxa" w:w="3248"/>
-          </w:tcPr>
-          <w:p>
-            <w:pPr>
-              <w:spacing w:after="40"/>
-            </w:pPr>
-            <w:r>
-              <w:rPr>
-                <w:sz w:val="19"/>
-              </w:rPr>
-              <w:t>Сбор у входа на плато. Курьер показывает коробку, группа считает лучи штурвала. Пять</w:t>
-            </w:r>
-          </w:p>
-        </w:tc>
-      </w:tr>
-      <w:tr>
-        <w:tc>
-          <w:tcPr>
-            <w:tcW w:type="dxa" w:w="3248"/>
-          </w:tcPr>
-          <w:p>
-            <w:pPr>
-              <w:spacing w:after="40"/>
-            </w:pPr>
-            <w:r>
-              <w:rPr>
-                <w:sz w:val="19"/>
-              </w:rPr>
               <w:t>6</w:t>
             </w:r>
           </w:p>
@@ -299,7 +260,7 @@
               <w:rPr>
                 <w:sz w:val="19"/>
               </w:rPr>
-              <w:t>Станция 1, Хеопс. Отверстий в северной грани два</w:t>
+              <w:t>Станция 1, Хеопс: отверстия в грани плюс длина грани шагами</w:t>
             </w:r>
           </w:p>
         </w:tc>
@@ -349,7 +310,7 @@
               <w:rPr>
                 <w:sz w:val="19"/>
               </w:rPr>
-              <w:t>Станция 2, обзорная. Малых пирамид у Хеопса три</w:t>
+              <w:t>Станция 2, обзорная: малые пирамиды плюс стороны света по солнцу</w:t>
             </w:r>
           </w:p>
         </w:tc>
@@ -399,7 +360,57 @@
               <w:rPr>
                 <w:sz w:val="19"/>
               </w:rPr>
-              <w:t>Станция 3, панорама. Ящик с окном: оранжевый шар внутри один</w:t>
+              <w:t>Станция 3, панорама: найти точку фотографа без разметки</w:t>
+            </w:r>
+          </w:p>
+        </w:tc>
+      </w:tr>
+      <w:tr>
+        <w:tc>
+          <w:tcPr>
+            <w:tcW w:type="dxa" w:w="3248"/>
+          </w:tcPr>
+          <w:p>
+            <w:pPr>
+              <w:spacing w:after="40"/>
+            </w:pPr>
+            <w:r>
+              <w:rPr>
+                <w:sz w:val="19"/>
+              </w:rPr>
+              <w:t>2</w:t>
+            </w:r>
+          </w:p>
+        </w:tc>
+        <w:tc>
+          <w:tcPr>
+            <w:tcW w:type="dxa" w:w="3248"/>
+          </w:tcPr>
+          <w:p>
+            <w:pPr>
+              <w:spacing w:after="40"/>
+            </w:pPr>
+            <w:r>
+              <w:rPr>
+                <w:sz w:val="19"/>
+              </w:rPr>
+              <w:t>2-5</w:t>
+            </w:r>
+          </w:p>
+        </w:tc>
+        <w:tc>
+          <w:tcPr>
+            <w:tcW w:type="dxa" w:w="3248"/>
+          </w:tcPr>
+          <w:p>
+            <w:pPr>
+              <w:spacing w:after="40"/>
+            </w:pPr>
+            <w:r>
+              <w:rPr>
+                <w:sz w:val="19"/>
+              </w:rPr>
+              <w:t>Станция 3, ящик на весу: пересчитать шары через окно, пока игрок держит ящик над головой</w:t>
             </w:r>
           </w:p>
         </w:tc>
@@ -449,7 +460,7 @@
               <w:rPr>
                 <w:sz w:val="19"/>
               </w:rPr>
-              <w:t>Станция 4, у Микерина. Второй ящик: розовых шаров семь</w:t>
+              <w:t>Станция 4, у Микерина: измерить высоту пирамиды по тени, шагами</w:t>
             </w:r>
           </w:p>
         </w:tc>
@@ -499,7 +510,7 @@
               <w:rPr>
                 <w:sz w:val="19"/>
               </w:rPr>
-              <w:t>Станция 5, внутри пирамиды. Цифра проявляется ультрафиолетом в темноте</w:t>
+              <w:t>Станция 5, внутри пирамиды: цифра проявляется ультрафиолетом в темноте</w:t>
             </w:r>
           </w:p>
         </w:tc>
@@ -549,7 +560,7 @@
               <w:rPr>
                 <w:sz w:val="19"/>
               </w:rPr>
-              <w:t>Финал. Команда разбивает гипсовые часы, внутри записка</w:t>
+              <w:t>Финал: найти часы по загадке и разбить их</w:t>
             </w:r>
           </w:p>
         </w:tc>
@@ -562,7 +573,7 @@
     </w:p>
     <w:p>
       <w:r>
-        <w:t>Номер буквы печатается на каждой карточке-находке, чтобы в финале слово сложилось в правильном порядке.</w:t>
+        <w:t>Номер буквы печатается на каждой карточке-находке, чтобы в финале слово сложилось в правильном порядке. Пирамидка-головоломка находку не даёт: она пропуск внутрь пирамиды.</w:t>
       </w:r>
     </w:p>
     <w:p>
@@ -928,7 +939,7 @@
               <w:rPr>
                 <w:sz w:val="19"/>
               </w:rPr>
-              <w:t>Задача «пересчитай, не открывая». Кладём внутрь нужное число шаров, застёгиваем ремень, команда считает через окно</w:t>
+              <w:t>Задача «пересчитай на весу»: игрок держит ящик над головой, команда считает шары через окно за шестьдесят секунд</w:t>
             </w:r>
           </w:p>
         </w:tc>
@@ -944,7 +955,7 @@
               <w:rPr>
                 <w:sz w:val="19"/>
               </w:rPr>
-              <w:t>Станции 3 и 4</w:t>
+              <w:t>Станция 3</w:t>
             </w:r>
           </w:p>
         </w:tc>
@@ -2668,7 +2679,7 @@
               <w:rPr>
                 <w:sz w:val="19"/>
               </w:rPr>
-              <w:t>Папки, роли, правила, пролог. Курьер показывает одну коробку, задача про штурвал, после чего увозит коробку в лаундж</w:t>
+              <w:t>Папки, роли, правила, пролог. Курьер показывает одну коробку и увозит её в лаундж</w:t>
             </w:r>
           </w:p>
         </w:tc>
@@ -2684,7 +2695,7 @@
               <w:rPr>
                 <w:sz w:val="19"/>
               </w:rPr>
-              <w:t>2-5, буква 2</w:t>
+              <w:t>—</w:t>
             </w:r>
           </w:p>
         </w:tc>
@@ -2900,7 +2911,7 @@
               <w:rPr>
                 <w:sz w:val="19"/>
               </w:rPr>
-              <w:t>01:20–01:55</w:t>
+              <w:t>01:20–02:00</w:t>
             </w:r>
           </w:p>
         </w:tc>
@@ -2932,7 +2943,7 @@
               <w:rPr>
                 <w:sz w:val="19"/>
               </w:rPr>
-              <w:t>Станция 3: точка фотографа, очки, ящик с шаром</w:t>
+              <w:t>Станция 3: точка фотографа без разметки, очки, ящик на весу</w:t>
             </w:r>
           </w:p>
         </w:tc>
@@ -2948,7 +2959,7 @@
               <w:rPr>
                 <w:sz w:val="19"/>
               </w:rPr>
-              <w:t>3-1, буква 4</w:t>
+              <w:t>3-1 и 2-5</w:t>
             </w:r>
           </w:p>
         </w:tc>
@@ -2966,7 +2977,7 @@
               <w:rPr>
                 <w:sz w:val="19"/>
               </w:rPr>
-              <w:t>01:55–02:15</w:t>
+              <w:t>02:00–02:25</w:t>
             </w:r>
           </w:p>
         </w:tc>
@@ -2998,7 +3009,7 @@
               <w:rPr>
                 <w:sz w:val="19"/>
               </w:rPr>
-              <w:t>Станция 4: пирамидка-головоломка, второй ящик</w:t>
+              <w:t>Станция 4: высота по тени, пирамидка-головоломка</w:t>
             </w:r>
           </w:p>
         </w:tc>
@@ -3273,7 +3284,7 @@
     </w:p>
     <w:p>
       <w:r>
-        <w:t>Порядок: перекличка, папки в руки хранителям, роли, правила, пролог. Потом курьер молча ставит коробку на ящик или держит в руках, и вы говорите:</w:t>
+        <w:t>Порядок: перекличка, папки в руки хранителям, роли, правила, пролог. Потом курьер молча показывает одну коробку, вы говорите:</w:t>
       </w:r>
     </w:p>
     <w:p>
@@ -3285,12 +3296,12 @@
           <w:i/>
           <w:color w:val="555555"/>
         </w:rPr>
-        <w:t>«Первая находка ближе, чем вы думаете. Вот одна из шести коробок, остальные ждут вас в конце пути. Посмотрите внимательно. Сколько лучей у штурвала? Кто уверен, поднимите руку всей командой».</w:t>
+        <w:t>«Вот цель. Одна из шести коробок, остальные ждут в конце пути. Код из четырёх цифр разобран на семь находок, и ни одну из них нельзя получить просто так: каждую придётся пересчитать, измерить, найти или вынести из темноты. Увидимся у открытых коробок».</w:t>
       </w:r>
     </w:p>
     <w:p>
       <w:r>
-        <w:t>Команды называют: пять. Помощники выдают карточку «шестерёнка 2, цифра 5, буква 2». Курьер забирает коробку и уезжает готовить зал финала. Это разогрев: группа понимает механику находок до первой станции и видит цель игры своими глазами.</w:t>
+        <w:t>Курьер забирает коробку и уезжает готовить зал финала. Находок на сборе не выдаём: первая зарабатывается на станции.</w:t>
       </w:r>
     </w:p>
     <w:p>
@@ -3303,17 +3314,49 @@
     </w:p>
     <w:p>
       <w:r>
-        <w:t>Помощник: «В дневнике сказано: проём в этой грани один, и сделали его строители. Посмотрите и скажите вслух: сколько отверстий вы видите?»</w:t>
+        <w:t>Два задания, находка выдаётся за оба.</w:t>
       </w:r>
     </w:p>
     <w:p>
       <w:r>
-        <w:t>Команда считает: два. Описывает края: одно обрамлено ровной кладкой, другое рваный пролом. Вывод: отверстия делали разные люди в разное время. Ставка. Проверка: фото в конверте. Находка «шестерёнка 1, цифра 2, буква 6».</w:t>
+        <w:rPr>
+          <w:b/>
+        </w:rPr>
+        <w:t>Задание головой.</w:t>
+      </w:r>
+      <w:r>
+        <w:t xml:space="preserve"> Помощник: «В дневнике сказано: проём в этой грани один, и сделали его строители. Докажите или опровергните. Мне нужно число и доказательство».</w:t>
       </w:r>
     </w:p>
     <w:p>
       <w:r>
-        <w:t>Гид: верхнее отверстие это древний вход, нижний пролом связывают с работами девятого века, когда искали внутренние камеры.</w:t>
+        <w:t>Команда считает отверстия, их два, и строит доказательство по краям: одно обрамлено ровной кладкой, второе рваный пролом с осыпью. Засчитывается не число, а аргумент: ровную раму делают недели, взломщик столько не тратит, значит отверстия делали разные люди в разное время. Представитель проговаривает это помощнику вслух.</w:t>
+      </w:r>
+    </w:p>
+    <w:p>
+      <w:r>
+        <w:rPr>
+          <w:b/>
+        </w:rPr>
+        <w:t>Задание ногами.</w:t>
+      </w:r>
+      <w:r>
+        <w:t xml:space="preserve"> Помощник: «Камаль записал длину этой грани в шагах и в метрах. Проверьте его: калибруйте шаг и измерьте грань».</w:t>
+      </w:r>
+    </w:p>
+    <w:p>
+      <w:r>
+        <w:t>Команда сначала калибрует шаг: один игрок проходит десять шагов, остальные меряют отрезок рулеткой из папки, считают длину шага. Потом двое проходят вдоль грани целиком, считая шаги, в обе стороны разные люди. Перевод в метры, допуск пятнадцать метров. Грань Хеопса около двухсот тридцати метров, это триста с лишним шагов туда и обратно, размяться хватит.</w:t>
+      </w:r>
+    </w:p>
+    <w:p>
+      <w:r>
+        <w:t>Ставка фишками на оба ответа, потом конверт с проверкой и находка «шестерёнка 1, цифра 2, буква 6».</w:t>
+      </w:r>
+    </w:p>
+    <w:p>
+      <w:r>
+        <w:t>Гид: верхнее отверстие это древний вход, нижний пролом связывают с работами девятого века. Точную длину грани называет по справке.</w:t>
       </w:r>
     </w:p>
     <w:p>
@@ -3326,17 +3369,18 @@
     </w:p>
     <w:p>
       <w:r>
-        <w:t>Помощник: «Дневник говорит: у большой пирамиды четыре спутницы. Пересчитайте».</w:t>
+        <w:rPr>
+          <w:b/>
+        </w:rPr>
+        <w:t>Задание головой.</w:t>
+      </w:r>
+      <w:r>
+        <w:t xml:space="preserve"> Помощник: «Дневник говорит: у большой пирамиды четыре спутницы, и стоят они у западной грани. Здесь два вранья или ни одного. Решайте».</w:t>
       </w:r>
     </w:p>
     <w:p>
       <w:r>
-        <w:t>Команда находит ряд малых пирамид у восточной грани Хеопса и считает: три. Пересчитывает дважды, потому что число в дневнике другое. Ставка. Проверка. Находка «шестерёнка 1, цифра 3, буква 1».</w:t>
-      </w:r>
-    </w:p>
-    <w:p>
-      <w:r>
-        <w:t>Гид: малые пирамиды это гробницы цариц, часть того же замысла.</w:t>
+        <w:t>Команда находит малые пирамиды, считает: три, не четыре. Теперь сторона света. Компаса в папке нет, и это сделано нарочно: утром солнце на востоке, и этого достаточно. Команда определяет по солнцу, у какой грани стоят малые пирамиды: у восточной, не у западной. Оба утверждения дневника ложь.</w:t>
       </w:r>
     </w:p>
     <w:p>
@@ -3344,7 +3388,20 @@
         <w:rPr>
           <w:b/>
         </w:rPr>
-        <w:t>Число три проверить на разведке. Это важнейшая проверка квеста.</w:t>
+        <w:t>Задание ногами.</w:t>
+      </w:r>
+      <w:r>
+        <w:t xml:space="preserve"> Малые пирамиды с одной точки сливаются. Помощник: «С места, где вы стоите, ответ не виден. Найдите позицию, с которой все спутницы читаются раздельно». Команда расходится и ищет ракурс, с которого ряд раскрывается. Кто нашёл, зовёт остальных.</w:t>
+      </w:r>
+    </w:p>
+    <w:p>
+      <w:r>
+        <w:t>Ставка, конверт, находка «шестерёнка 1, цифра 3, буква 1».</w:t>
+      </w:r>
+    </w:p>
+    <w:p>
+      <w:r>
+        <w:t>Гид: малые пирамиды это гробницы цариц, часть единого замысла.</w:t>
       </w:r>
     </w:p>
     <w:p>
@@ -3352,32 +3409,55 @@
         <w:pStyle w:val="Heading3"/>
       </w:pPr>
       <w:r>
-        <w:t>Станция 3. Панорама, 35 минут</w:t>
+        <w:t>Станция 3. Панорама, 40 минут</w:t>
       </w:r>
     </w:p>
     <w:p>
       <w:r>
-        <w:t>Часть первая, точка фотографа. Помощник: «В дневнике снимок этой панорамы и подпись: отсюда видно, что средняя пирамида выше всех. Найдите место, откуда снято».</w:t>
+        <w:rPr>
+          <w:b/>
+        </w:rPr>
+        <w:t>Задание первое, точка фотографа.</w:t>
+      </w:r>
+      <w:r>
+        <w:t xml:space="preserve"> Никакой разметки на дорожке нет. Помощник выдаёт только снимок: «Это снято где-то на отрезке в сто пятьдесят метров. Подпись утверждает: отсюда видно, что средняя пирамида выше всех. Найдите точку съёмки с точностью до пяти шагов».</w:t>
       </w:r>
     </w:p>
     <w:p>
       <w:r>
-        <w:t>Команда сверяет вид со снимком с шести размеченных точек, находит нужную. Вывод, который стоит сказать вслух: фотограф не соврал ни словом, он выбрал, где встать.</w:t>
+        <w:t>Команда ходит по отрезку и ловит ракурс: взаимное положение трёх вершин на снимке совпадает с натурой только в одном месте. Это работа ногами и глазами одновременно, на неё уходит десять-пятнадцать минут. Вывод, который команда формулирует вслух: фотограф не соврал ни словом, он выбрал, где встать.</w:t>
       </w:r>
     </w:p>
     <w:p>
       <w:r>
-        <w:t>Гид: Хеопс выше как постройка, но Хефрен стоит на скале метров на десять выше, поэтому кажется выше почти отовсюду.</w:t>
+        <w:t>Находка «шестерёнка 3, цифра 1, буква 4».</w:t>
       </w:r>
     </w:p>
     <w:p>
       <w:r>
-        <w:t>Часть вторая, очки. Помощник выдаёт очки с цветными линзами: «В вашей папке с утра лежит письмо, которое невозможно прочитать. Теперь попробуйте». Команда читает красно-синюю карточку через линзу, получается: «где садишься и ложишься». Помощник не объясняет, говорит одну фразу: «Запомните. Пригодится позже». Это загадка на финал: часы команды будут спрятаны под подушками её дивана в лаундже.</w:t>
+        <w:t>Гид: Хеопс выше как постройка, но Хефрен стоит на скале метров на десять выше, поэтому выигрывает почти с любой точки плато.</w:t>
       </w:r>
     </w:p>
     <w:p>
       <w:r>
-        <w:t>Часть третья, ящик. Помощник достаёт ящик с прорезью: «Пересчитайте оранжевые шары, не открывая». Внутри один. Ставка. Находка «шестерёнка 3, цифра 1, буква 4».</w:t>
+        <w:rPr>
+          <w:b/>
+        </w:rPr>
+        <w:t>Задание второе, очки.</w:t>
+      </w:r>
+      <w:r>
+        <w:t xml:space="preserve"> Помощник выдаёт очки с цветными линзами: «В папке с утра лежит письмо, которое невозможно прочитать. Теперь попробуйте». Через линзу читается: «где садишься и ложишься». Помощник не объясняет: «Запомните. Пригодится позже». Это загадка на финал: часы команды спрятаны под подушками её дивана в лаундже.</w:t>
+      </w:r>
+    </w:p>
+    <w:p>
+      <w:r>
+        <w:rPr>
+          <w:b/>
+        </w:rPr>
+        <w:t>Задание третье, ящик на весу.</w:t>
+      </w:r>
+      <w:r>
+        <w:t xml:space="preserve"> В ящике с прорезью пять шаров нужного цвета среди других. Правило: ящик держит над головой один игрок на вытянутых руках, остальные считают через окно, наклонять ящик можно только командами «на себя» и «от себя», на всё шестьдесят секунд. Устали руки — меняется игрок, время идёт. Пересчитали верно — находка «шестерёнка 2, цифра 5, буква 2».</w:t>
       </w:r>
     </w:p>
     <w:p>
@@ -3385,22 +3465,55 @@
         <w:pStyle w:val="Heading3"/>
       </w:pPr>
       <w:r>
-        <w:t>Станция 4. У пирамиды Микерина, 20 минут</w:t>
+        <w:t>Станция 4. У пирамиды Микерина, 25 минут</w:t>
       </w:r>
     </w:p>
     <w:p>
       <w:r>
-        <w:t>Помощник: «Внутрь первой заходит команда, которая соберёт свою пирамиду. Шесть палочек, три бруска. Собранную покажите мне».</w:t>
+        <w:rPr>
+          <w:b/>
+        </w:rPr>
+        <w:t>Задание головой и ногами, высота по тени.</w:t>
+      </w:r>
+      <w:r>
+        <w:t xml:space="preserve"> Помощник: «В дневнике написано: высота этой пирамиды сто метров. Инструментов у вас нет. Докажите или опровергните, способ подскажет солнце».</w:t>
       </w:r>
     </w:p>
     <w:p>
       <w:r>
-        <w:t>Пока команды собирают, по очереди подходят ко второму ящику: «Розовых шаров сколько?» Семь. Находка «шестерёнка 2, цифра 7, буква 5».</w:t>
+        <w:t>Решение, до которого команда доходит сама: измерить свою тень и тень пирамиды. Рост игрока известен, длина его тени меряется шагами, длина тени пирамиды тоже шагами, от середины основания. Пропорция даёт высоту. Настоящая высота Микерина около шестидесяти одного метра, и дневник врёт почти вдвое. Допуск пятнадцать метров. Это сотни шагов по песку, самая физическая станция дня.</w:t>
       </w:r>
     </w:p>
     <w:p>
       <w:r>
-        <w:t>Собравшей команде помощник выдаёт запечатанный конверт с надписью «Вскрыть внутри пирамиды» и ультрафиолетовую ручку. Подсказка через пять минут: «Начните с основания, три палочки треугольником».</w:t>
+        <w:t>Подсказка через семь минут: «Ваш рост вы знаете. Что ещё здесь отбрасывает тень?»</w:t>
+      </w:r>
+    </w:p>
+    <w:p>
+      <w:r>
+        <w:t>Ставка, конверт, находка «шестерёнка 2, цифра 7, буква 5».</w:t>
+      </w:r>
+    </w:p>
+    <w:p>
+      <w:r>
+        <w:rPr>
+          <w:b/>
+        </w:rPr>
+        <w:t>Пирамидка, пропуск внутрь.</w:t>
+      </w:r>
+      <w:r>
+        <w:t xml:space="preserve"> Параллельно помощник объявляет: «Внутрь первой заходит команда, которая соберёт пирамиду Камаля и донесёт её до входа». Шесть палочек, три бруска, собрать, а потом один игрок несёт собранную на открытой ладони двадцать метров до черты у входа. Развалилась — собирают заново и несут снова. Собравшей и донёсшей команде выдаётся запечатанный конверт «Вскрыть внутри пирамиды» и ультрафиолетовая ручка.</w:t>
+      </w:r>
+    </w:p>
+    <w:p>
+      <w:r>
+        <w:rPr>
+          <w:b/>
+        </w:rPr>
+        <w:t>Проверить на разведке:</w:t>
+      </w:r>
+      <w:r>
+        <w:t xml:space="preserve"> куда падает тень Микерина в час прохождения станции и свободен ли этот сектор. Если тень недоступна, запасная задача: оценить высоту через видоискатель на вытянутой руке, сравнивая с игроком, стоящим у основания.</w:t>
       </w:r>
     </w:p>
     <w:p>
@@ -4078,7 +4191,16 @@
         <w:spacing w:after="60"/>
       </w:pPr>
       <w:r>
-        <w:t>Ящик А: ровно 1 оранжевый шар и десяток белых, ремень застёгнут. Ящик Б: ровно 7 розовых, остальные другого цвета</w:t>
+        <w:t>Ящик: ровно 5 шаров нужного цвета среди шаров других цветов, ремень застёгнут. Второй ящик с другой раскладкой лежит в запасе</w:t>
+      </w:r>
+    </w:p>
+    <w:p>
+      <w:pPr>
+        <w:pStyle w:val="ListBullet"/>
+        <w:spacing w:after="60"/>
+      </w:pPr>
+      <w:r>
+        <w:t>Рулетка или метровая лента в каждую папку, для калибровки шага</w:t>
       </w:r>
     </w:p>
     <w:p>

--- a/la-royal-event/scenario-cards/giza-korobka.docx
+++ b/la-royal-event/scenario-cards/giza-korobka.docx
@@ -3997,7 +3997,184 @@
         <w:pStyle w:val="Heading2"/>
       </w:pPr>
       <w:r>
-        <w:t>10. Если вы ведёте первый раз</w:t>
+        <w:t>10. Дневник: полный текст для печати</w:t>
+      </w:r>
+    </w:p>
+    <w:p>
+      <w:r>
+        <w:t>Дневников печатаем восемь: шесть командам и два запасных. Книжка А5 на шесть страниц, состаренная бумага, скрепить степлером по сгибу. Дневник целиком подделка курьера: каждая запись врёт, каждая станция ловит одно враньё.</w:t>
+      </w:r>
+    </w:p>
+    <w:p>
+      <w:r>
+        <w:rPr>
+          <w:b/>
+        </w:rPr>
+        <w:t>Обложка.</w:t>
+      </w:r>
+    </w:p>
+    <w:p>
+      <w:pPr>
+        <w:ind w:left="340"/>
+      </w:pPr>
+      <w:r>
+        <w:rPr>
+          <w:i/>
+          <w:color w:val="555555"/>
+        </w:rPr>
+        <w:t>ПОЛЕВОЙ ДНЕВНИК · А. Камаль · Плато Гиза Копия снята с оригинала и заверена</w:t>
+      </w:r>
+    </w:p>
+    <w:p>
+      <w:r>
+        <w:rPr>
+          <w:b/>
+        </w:rPr>
+        <w:t>Страница 2, вступление.</w:t>
+      </w:r>
+    </w:p>
+    <w:p>
+      <w:pPr>
+        <w:ind w:left="340"/>
+      </w:pPr>
+      <w:r>
+        <w:rPr>
+          <w:i/>
+          <w:color w:val="555555"/>
+        </w:rPr>
+        <w:t>«Двадцать лет я хожу по этому плато. Всё, что записано дальше, я видел своими глазами и проверил своими руками. Тому, кто пойдёт за мной: доверяй этим страницам, как мне самому. А. К.»</w:t>
+      </w:r>
+    </w:p>
+    <w:p>
+      <w:r>
+        <w:rPr>
+          <w:b/>
+        </w:rPr>
+        <w:t>Страница 3, станция 1.</w:t>
+      </w:r>
+    </w:p>
+    <w:p>
+      <w:pPr>
+        <w:ind w:left="340"/>
+      </w:pPr>
+      <w:r>
+        <w:rPr>
+          <w:i/>
+          <w:color w:val="555555"/>
+        </w:rPr>
+        <w:t>«Северная грань великой пирамиды. Проём в ней один, и прорублен он самими строителями: аккуратный, с ровными краями, другого не ищи. Саму грань я промерил шагами: сто пятьдесят метров от угла до угла. Записываю для тех, кто придёт после».</w:t>
+      </w:r>
+    </w:p>
+    <w:p>
+      <w:r>
+        <w:t>Правда: отверстий два, второе — пролом кладоискателей девятого века. Длина грани около двухсот тридцати метров.</w:t>
+      </w:r>
+    </w:p>
+    <w:p>
+      <w:r>
+        <w:rPr>
+          <w:b/>
+        </w:rPr>
+        <w:t>Страница 4, станция 2.</w:t>
+      </w:r>
+    </w:p>
+    <w:p>
+      <w:pPr>
+        <w:ind w:left="340"/>
+      </w:pPr>
+      <w:r>
+        <w:rPr>
+          <w:i/>
+          <w:color w:val="555555"/>
+        </w:rPr>
+        <w:t>«У великой пирамиды четыре малые спутницы. Стоят они в ряд у западной грани, глядя на закат. Сосчитать их может любой, у кого есть глаза».</w:t>
+      </w:r>
+    </w:p>
+    <w:p>
+      <w:r>
+        <w:t>Правда: малых пирамид три, стоят у восточной грани. Сторону света команда определяет по утреннему солнцу.</w:t>
+      </w:r>
+    </w:p>
+    <w:p>
+      <w:r>
+        <w:rPr>
+          <w:b/>
+        </w:rPr>
+        <w:t>Страница 5, станция 3, с вклеенным снимком.</w:t>
+      </w:r>
+    </w:p>
+    <w:p>
+      <w:pPr>
+        <w:ind w:left="340"/>
+      </w:pPr>
+      <w:r>
+        <w:rPr>
+          <w:i/>
+          <w:color w:val="555555"/>
+        </w:rPr>
+        <w:t>«Вот снимок, который я сделал сам. Отсюда отчётливо видно: средняя пирамида выше всех, она царит над плато. Фотография не умеет лгать».</w:t>
+      </w:r>
+    </w:p>
+    <w:p>
+      <w:r>
+        <w:t>Снимок печатается после разведки с выбранной точки. Фото настоящее, враньё в выборе точки съёмки.</w:t>
+      </w:r>
+    </w:p>
+    <w:p>
+      <w:r>
+        <w:rPr>
+          <w:b/>
+        </w:rPr>
+        <w:t>Страница 6, станция 4.</w:t>
+      </w:r>
+    </w:p>
+    <w:p>
+      <w:pPr>
+        <w:ind w:left="340"/>
+      </w:pPr>
+      <w:r>
+        <w:rPr>
+          <w:i/>
+          <w:color w:val="555555"/>
+        </w:rPr>
+        <w:t>«Третья пирамида, самая малая. Малая — по сравнению с соседями: в ней ровно сто метров высоты, я измерил её сам, инструментом, которого у тебя нет».</w:t>
+      </w:r>
+    </w:p>
+    <w:p>
+      <w:r>
+        <w:t>Правда: около шестидесяти метров. «Инструмент» есть у каждого: собственная тень и солнце.</w:t>
+      </w:r>
+    </w:p>
+    <w:p>
+      <w:r>
+        <w:rPr>
+          <w:b/>
+        </w:rPr>
+        <w:t>Задняя обложка: таблица находок</w:t>
+      </w:r>
+      <w:r>
+        <w:t xml:space="preserve"> на семь строк с колонками «№ буквы, шестерёнка, цифра, печать помощника». Команда заполняет её весь день, это её бланк.</w:t>
+      </w:r>
+    </w:p>
+    <w:p>
+      <w:r>
+        <w:t>В дневнике нет ни слова про пирамидку, темноту, часы и блокнот: он врёт только о том, что проверяется глазами на плато.</w:t>
+      </w:r>
+    </w:p>
+    <w:p>
+      <w:pPr>
+        <w:spacing w:before="120" w:after="120"/>
+        <w:pBdr>
+          <w:bottom w:val="single" w:sz="4" w:space="1" w:color="C8BFD4"/>
+        </w:pBdr>
+      </w:pPr>
+    </w:p>
+    <w:p>
+      <w:pPr>
+        <w:pStyle w:val="Heading2"/>
+      </w:pPr>
+      <w:r>
+        <w:t>11. Если вы ведёте первый раз</w:t>
       </w:r>
     </w:p>
     <w:p>
@@ -4058,7 +4235,7 @@
         <w:pStyle w:val="Heading2"/>
       </w:pPr>
       <w:r>
-        <w:t>11. Что напечатать и собрать</w:t>
+        <w:t>12. Что напечатать и собрать</w:t>
       </w:r>
     </w:p>
     <w:p>
@@ -4084,7 +4261,7 @@
         <w:spacing w:after="60"/>
       </w:pPr>
       <w:r>
-        <w:t>Дневник: три разворота (станции 1, 2, панорама), слева настоящая страница со сторонами света, справа поддельная со «справа-слева» и неверным числом</w:t>
+        <w:t>Дневник: 8 штук, полный текст в разделе 10, с вклеенным снимком панорамы и таблицей находок на задней обложке</w:t>
       </w:r>
     </w:p>
     <w:p>

--- a/la-royal-event/scenario-cards/giza-korobka.docx
+++ b/la-royal-event/scenario-cards/giza-korobka.docx
@@ -410,7 +410,7 @@
               <w:rPr>
                 <w:sz w:val="19"/>
               </w:rPr>
-              <w:t>Станция 3, ящик на весу: пересчитать шары через окно, пока игрок держит ящик над головой</w:t>
+              <w:t>Станция 3, «Маршрут Камаля»: пройти маршрут по шагам и солнцу до точки, где три вершины встают в одну линию</w:t>
             </w:r>
           </w:p>
         </w:tc>
@@ -939,7 +939,7 @@
               <w:rPr>
                 <w:sz w:val="19"/>
               </w:rPr>
-              <w:t>Задача «пересчитай на весу»: игрок держит ящик над головой, команда считает шары через окно за шестьдесят секунд</w:t>
+              <w:t>В этом сценарии не используются, остаются в запасе</w:t>
             </w:r>
           </w:p>
         </w:tc>
@@ -951,12 +951,6 @@
             <w:pPr>
               <w:spacing w:after="40"/>
             </w:pPr>
-            <w:r>
-              <w:rPr>
-                <w:sz w:val="19"/>
-              </w:rPr>
-              <w:t>Станция 3</w:t>
-            </w:r>
           </w:p>
         </w:tc>
       </w:tr>
@@ -2470,7 +2464,7 @@
               <w:rPr>
                 <w:sz w:val="19"/>
               </w:rPr>
-              <w:t>Вода, коробки, зал финала. На сборе показывает одну коробку, потом уезжает в лаундж: прячет часы под подушки, расставляет коробки и планки. В финале приносит капсулу с чужим кодом</w:t>
+              <w:t>Вода, коробки, зал финала. На сборе показывает одну коробку, потом уезжает в лаундж: крепит часы под стулья, расставляет коробки и планки. В финале приносит капсулу с чужим кодом</w:t>
             </w:r>
           </w:p>
         </w:tc>
@@ -2943,7 +2937,7 @@
               <w:rPr>
                 <w:sz w:val="19"/>
               </w:rPr>
-              <w:t>Станция 3: точка фотографа без разметки, очки, ящик на весу</w:t>
+              <w:t>Станция 3: точка фотографа, очки, «Маршрут Камаля»</w:t>
             </w:r>
           </w:p>
         </w:tc>
@@ -3454,10 +3448,27 @@
         <w:rPr>
           <w:b/>
         </w:rPr>
-        <w:t>Задание третье, ящик на весу.</w:t>
+        <w:t>Задание третье, «Маршрут Камаля».</w:t>
       </w:r>
       <w:r>
-        <w:t xml:space="preserve"> В ящике с прорезью пять шаров нужного цвета среди других. Правило: ящик держит над головой один игрок на вытянутых руках, остальные считают через окно, наклонять ящик можно только командами «на себя» и «от себя», на всё шестьдесят секунд. Устали руки — меняется игрок, время идёт. Пересчитали верно — находка «шестерёнка 2, цифра 5, буква 2».</w:t>
+        <w:t xml:space="preserve"> Помощник выдаёт конверт с инструкцией:</w:t>
+      </w:r>
+    </w:p>
+    <w:p>
+      <w:pPr>
+        <w:ind w:left="340"/>
+      </w:pPr>
+      <w:r>
+        <w:rPr>
+          <w:i/>
+          <w:color w:val="555555"/>
+        </w:rPr>
+        <w:t>«Отсюда я ушёл так. Солнце за спину — тридцать шагов. Солнце в правое плечо — двадцать шагов. Солнце в лицо — пятнадцать. Встань и проверь: если три вершины сошлись в одну линию, ты стоишь там, где стоял я».</w:t>
+      </w:r>
+    </w:p>
+    <w:p>
+      <w:r>
+        <w:t>Числа шагов и финальный ракурс размечаются на разведке: подбираем точку, с которой три пирамиды действительно выстраиваются в створ. Команда идёт по маршруту, ориентируясь по солнцу, и зовёт помощника на финальную точку. Помощник знает место и проверяет ракурс глазами. Дошли — находка «шестерёнка 2, цифра 5, буква 2». Ошиблись направлением — возвращаются на старт и идут заново, шаги не подсказываем.</w:t>
       </w:r>
     </w:p>
     <w:p>
@@ -3649,7 +3660,7 @@
               <w:rPr>
                 <w:sz w:val="19"/>
               </w:rPr>
-              <w:t>Рассадка. Вы: «Седьмая находка уже в этом зале. Утром вы прочитали, где её искать». Команды вспоминают загадку с панорамы, поднимают подушки своих диванов и находят гипсовые часы. Координатор спрятал их при подготовке зала</w:t>
+              <w:t>Рассадка. Вы: «Седьмая находка уже в этом зале. Утром вы прочитали, где её искать». Команды вспоминают загадку с панорамы, заглядывают под свои стулья и находят мешочки с гипсовыми часами. Координатор закрепил их скотчем при подготовке зала</w:t>
             </w:r>
           </w:p>
         </w:tc>
@@ -4368,7 +4379,7 @@
         <w:spacing w:after="60"/>
       </w:pPr>
       <w:r>
-        <w:t>Ящик: ровно 5 шаров нужного цвета среди шаров других цветов, ремень застёгнут. Второй ящик с другой раскладкой лежит в запасе</w:t>
+        <w:t>Конверты «Маршрут Камаля» с числами шагов, вписанными после разведки: 6 штук</w:t>
       </w:r>
     </w:p>
     <w:p>
@@ -4378,6 +4389,15 @@
       </w:pPr>
       <w:r>
         <w:t>Рулетка или метровая лента в каждую папку, для калибровки шага</w:t>
+      </w:r>
+    </w:p>
+    <w:p>
+      <w:pPr>
+        <w:pStyle w:val="ListBullet"/>
+        <w:spacing w:after="60"/>
+      </w:pPr>
+      <w:r>
+        <w:t>Малярный скотч и 6 мешочков: часы крепятся снизу под сиденья стульев команд</w:t>
       </w:r>
     </w:p>
     <w:p>
@@ -4424,7 +4444,7 @@
         <w:t>Проверить на разведке:</w:t>
       </w:r>
       <w:r>
-        <w:t xml:space="preserve"> оба отверстия северной грани видны с дорожки; три малые пирамиды пересчитываются с обзорной точки; шесть точек на панораме размечены и снимок сделан; в камере Микерина темно и ультрафиолет разрешён; в лаундже шесть столов, общий стол и можно разбивать гипс на подносе; у диванов в лаундже есть подушки или место, куда координатор спрячет часы при подготовке. Если спрятать негде, часы кладутся на стол под салфетку, а загадка читается как «присядьте и найдёте».</w:t>
+        <w:t xml:space="preserve"> оба отверстия северной грани видны с дорожки; три малые пирамиды пересчитываются с обзорной точки; шесть точек на панораме размечены и снимок сделан; в камере Микерина темно и ультрафиолет разрешён; в лаундже шесть столов, общий стол и можно разбивать гипс на подносе; стулья в кафе позволяют закрепить мешочек снизу скотчем. Если конструкция не позволяет, часы кладутся на сиденья под салфетки.</w:t>
       </w:r>
     </w:p>
     <w:p>

--- a/la-royal-event/scenario-cards/giza-korobka.docx
+++ b/la-royal-event/scenario-cards/giza-korobka.docx
@@ -560,7 +560,7 @@
               <w:rPr>
                 <w:sz w:val="19"/>
               </w:rPr>
-              <w:t>Финал: найти часы по загадке и разбить их</w:t>
+              <w:t>Финал: найти часы под стулом, разбить, понять пингвина, достать пакетик из ведёрка со льдом</w:t>
             </w:r>
           </w:p>
         </w:tc>
@@ -889,7 +889,7 @@
               <w:rPr>
                 <w:sz w:val="19"/>
               </w:rPr>
-              <w:t>Их действительно разбивают. Внутри гипса полость с запиской. Это находка 1-9</w:t>
+              <w:t>Их действительно разбивают. Внутри вмурована картинка с пингвином, подсказка производителя: «ищи в холоде». Ведёт к ведёрку со льдом</w:t>
             </w:r>
           </w:p>
         </w:tc>
@@ -1383,7 +1383,7 @@
               <w:rPr>
                 <w:sz w:val="19"/>
               </w:rPr>
-              <w:t>Футляры для записок. Одна курьеру: в ней его «готовый код». Вторая вам: запасная копия находки из пирамиды</w:t>
+              <w:t>Футляры. Одна курьеру: в ней его «готовый код». Вторая — замена часов для шестой команды, если целых часов осталось пять: внутри та же картинка пингвина</w:t>
             </w:r>
           </w:p>
         </w:tc>
@@ -1399,7 +1399,7 @@
               <w:rPr>
                 <w:sz w:val="19"/>
               </w:rPr>
-              <w:t>Финал и запас</w:t>
+              <w:t>Финал</w:t>
             </w:r>
           </w:p>
         </w:tc>
@@ -2092,10 +2092,10 @@
         <w:rPr>
           <w:b/>
         </w:rPr>
-        <w:t>Разбейте одни часы</w:t>
+        <w:t>Часы проверены:</w:t>
       </w:r>
       <w:r>
-        <w:t xml:space="preserve"> дома над миской. Есть ли внутри полость и записка? Если полость пустая, мы кладём свою записку в мешочек с часами и правило звучит так: «мешочек открывается после того, как часы разбиты».</w:t>
+        <w:t xml:space="preserve"> внутри картинка с пингвином, то есть «ищи в холоде». Пересчитайте, сколько часов осталось целыми. Команд шесть: если часов пять, шестая команда находит под стулом фиолетовую капсулу с такой же картинкой пингвина внутри.</w:t>
       </w:r>
     </w:p>
     <w:p>
@@ -3678,7 +3678,7 @@
               <w:rPr>
                 <w:sz w:val="19"/>
               </w:rPr>
-              <w:t>05–10</w:t>
+              <w:t>05–12</w:t>
             </w:r>
           </w:p>
         </w:tc>
@@ -3695,13 +3695,13 @@
                 <w:b/>
                 <w:sz w:val="19"/>
               </w:rPr>
-              <w:t>Часы.</w:t>
+              <w:t>Часы и пингвин.</w:t>
             </w:r>
             <w:r>
               <w:rPr>
                 <w:sz w:val="19"/>
               </w:rPr>
-              <w:t xml:space="preserve"> Каждая команда разбивает свои часы молоточком через салфетку на подносе. Внутри записка: «шестерёнка 1, цифра 9, буква 3». Осколки на поднос</w:t>
+              <w:t xml:space="preserve"> Команда разбивает часы молоточком через салфетку на подносе. Внутри картинка с пингвином. Вы молчите. На общем столе с начала финала стоит ведёрко со льдом, до сих пор оно выглядело украшением. Пингвин значит холод: в ведёрке шесть пакетиков с гербами, внутри находка «шестерёнка 1, цифра 9, буква 3». Подсказка, если застряли: «Где в этом зале живёт пингвин?»</w:t>
             </w:r>
           </w:p>
         </w:tc>
@@ -4161,6 +4161,31 @@
         <w:rPr>
           <w:b/>
         </w:rPr>
+        <w:t>Страница 7, последняя запись.</w:t>
+      </w:r>
+    </w:p>
+    <w:p>
+      <w:pPr>
+        <w:ind w:left="340"/>
+      </w:pPr>
+      <w:r>
+        <w:rPr>
+          <w:i/>
+          <w:color w:val="555555"/>
+        </w:rPr>
+        <w:t>«Четыре ключа возьмёшь из моих страниц. Пятый отмерь шагами, шестой разбей, седьмой увидишь только во тьме. А. К.»</w:t>
+      </w:r>
+    </w:p>
+    <w:p>
+      <w:r>
+        <w:t>Эта строка — карта трёх находок вне дневника: маршрут по шагам и солнцу, гипсовые часы, клочок в темноте пирамиды. Она отвечает на вопрос «а где остальные три», который обязательно возникнет.</w:t>
+      </w:r>
+    </w:p>
+    <w:p>
+      <w:r>
+        <w:rPr>
+          <w:b/>
+        </w:rPr>
         <w:t>Задняя обложка: таблица находок</w:t>
       </w:r>
       <w:r>
@@ -4308,7 +4333,7 @@
         <w:spacing w:after="60"/>
       </w:pPr>
       <w:r>
-        <w:t>Записки в часы или в мешочки к часам: 6</w:t>
+        <w:t>Карточки находки 1-9 в водонепроницаемых пакетиках с гербами: 6, кладутся в ведёрко со льдом</w:t>
       </w:r>
     </w:p>
     <w:p>
@@ -4398,6 +4423,15 @@
       </w:pPr>
       <w:r>
         <w:t>Малярный скотч и 6 мешочков: часы крепятся снизу под сиденья стульев команд</w:t>
+      </w:r>
+    </w:p>
+    <w:p>
+      <w:pPr>
+        <w:pStyle w:val="ListBullet"/>
+        <w:spacing w:after="60"/>
+      </w:pPr>
+      <w:r>
+        <w:t>Ведёрко со льдом на общий стол, лёд заказывается в кафе при подготовке зала</w:t>
       </w:r>
     </w:p>
     <w:p>

--- a/la-royal-event/scenario-cards/giza-korobka.docx
+++ b/la-royal-event/scenario-cards/giza-korobka.docx
@@ -105,7 +105,7 @@
         <w:t>БЛОКНОТ</w:t>
       </w:r>
       <w:r>
-        <w:t>. На общем столе рядом с планками с самого начала лежат два блокнота, и до этой минуты никто не понимает, зачем они там.</w:t>
+        <w:t>. И блокнот весь день был у всех на глазах: курьер носит его с самого сбора и делает пометки на каждой станции. К финалу группа привыкла к этой детали и перестала её замечать.</w:t>
       </w:r>
     </w:p>
     <w:p>
@@ -113,10 +113,10 @@
         <w:rPr>
           <w:b/>
         </w:rPr>
-        <w:t>Шаг 4. Найти код.</w:t>
+        <w:t>Шаг 4. Забрать код у вора.</w:t>
       </w:r>
       <w:r>
-        <w:t xml:space="preserve"> Команда, прочитавшая слово, открывает блокнот. Внутри одна страница: </w:t>
+        <w:t xml:space="preserve"> Ведущая: «Фарид. Ваш блокнот». На последней странице блокнота вклеена страница рукой Камаля: </w:t>
       </w:r>
       <w:r>
         <w:rPr>
@@ -125,7 +125,7 @@
         <w:t>«Диск I — 1, диск II — 2, диск III — 5, диск IV — 6»</w:t>
       </w:r>
       <w:r>
-        <w:t>. Команда выставляет диски на своей коробке, кладёт руки на штурвал и ждёт общего счёта. Шесть коробок открываются одновременно.</w:t>
+        <w:t>. Курьер носил правду весь день и не знал: Камаль спрятал код у самого вора, потому что у вора никто не ищет. Ведущая показывает страницу всем, команды выставляют диски, руки на штурвалы, общий счёт. Шесть коробок открываются одновременно.</w:t>
       </w:r>
     </w:p>
     <w:p>
@@ -560,7 +560,7 @@
               <w:rPr>
                 <w:sz w:val="19"/>
               </w:rPr>
-              <w:t>Финал: найти часы под стулом, разбить, понять пингвина, достать пакетик из ведёрка со льдом</w:t>
+              <w:t>Финал: найти часы под стулом, разбить, понять пингвина, показать его бармену и получить пакетик из холодильника</w:t>
             </w:r>
           </w:p>
         </w:tc>
@@ -2464,7 +2464,7 @@
               <w:rPr>
                 <w:sz w:val="19"/>
               </w:rPr>
-              <w:t>Вода, коробки, зал финала. На сборе показывает одну коробку, потом уезжает в лаундж: крепит часы под стулья, расставляет коробки и планки. В финале приносит капсулу с чужим кодом</w:t>
+              <w:t>Вода, коробки, зал финала. На сборе показывает одну коробку, потом уезжает в лаундж: крепит часы под стулья, отдаёт пакетики бармену, расставляет коробки и планки. Весь день на маршруте держит блокнот на виду и делает пометки. В финале приносит капсулу с чужим кодом</w:t>
             </w:r>
           </w:p>
         </w:tc>
@@ -3701,7 +3701,7 @@
               <w:rPr>
                 <w:sz w:val="19"/>
               </w:rPr>
-              <w:t xml:space="preserve"> Команда разбивает часы молоточком через салфетку на подносе. Внутри картинка с пингвином. Вы молчите. На общем столе с начала финала стоит ведёрко со льдом, до сих пор оно выглядело украшением. Пингвин значит холод: в ведёрке шесть пакетиков с гербами, внутри находка «шестерёнка 1, цифра 9, буква 3». Подсказка, если застряли: «Где в этом зале живёт пингвин?»</w:t>
+              <w:t xml:space="preserve"> Команда разбивает часы молоточком через салфетку на подносе. Внутри картинка с пингвином. Вы молчите. Холод в кафе настоящий: бар. Команда несёт картинку бармену, и тот, предупреждённый при подготовке, молча достаёт из холодильника пакетик с гербом команды: внутри находка «шестерёнка 1, цифра 9, буква 3». Подсказка, если застряли: «Где в этом кафе живёт пингвин?»</w:t>
             </w:r>
           </w:p>
         </w:tc>
@@ -3824,7 +3824,7 @@
               <w:rPr>
                 <w:sz w:val="19"/>
               </w:rPr>
-              <w:t xml:space="preserve"> Слово прочитано: БЛОКНОТ. Команды открывают блокноты у планок, внутри страница с кодом: I — 1, II — 2, III — 5, IV — 6. Выставляют диски. Кубик решает, чья команда считает вслух</w:t>
+              <w:t xml:space="preserve"> Слово прочитано: БЛОКНОТ. Пауза. Головы поворачиваются к курьеру, который весь день делал пометки в блокноте. Вы: «Фарид. Ваш блокнот». На последней странице вклейка рукой Камаля с кодом: I — 1, II — 2, III — 5, IV — 6. Показываете её всем. Команды выставляют диски. Кубик решает, чья команда считает вслух</w:t>
             </w:r>
           </w:p>
         </w:tc>
@@ -4315,7 +4315,7 @@
         <w:spacing w:after="60"/>
       </w:pPr>
       <w:r>
-        <w:t>Страница в блокнот: «Диск I — 1 · II — 2 · III — 5 · IV — 6», вклеить в оба блокнота на первый разворот</w:t>
+        <w:t>Страница-вклейка в блокнот курьера, «рукой Камаля»: «Диск I — 1 · II — 2 · III — 5 · IV — 6», на последний разворот. Дубль страницы в кофр ведущей</w:t>
       </w:r>
     </w:p>
     <w:p>
@@ -4333,7 +4333,7 @@
         <w:spacing w:after="60"/>
       </w:pPr>
       <w:r>
-        <w:t>Карточки находки 1-9 в водонепроницаемых пакетиках с гербами: 6, кладутся в ведёрко со льдом</w:t>
+        <w:t>Карточки находки 1-9 в водонепроницаемых пакетиках с гербами: 6, передаются бармену в холодильник при подготовке зала</w:t>
       </w:r>
     </w:p>
     <w:p>
@@ -4377,7 +4377,7 @@
         <w:spacing w:after="60"/>
       </w:pPr>
       <w:r>
-        <w:t>2 блокнота с вклеенной страницей кода, лежат у планок с начала финала</w:t>
+        <w:t>Блокнот курьера с вклейкой кода на последней странице. Курьер носит его с самого сбора и делает пометки на каждой станции</w:t>
       </w:r>
     </w:p>
     <w:p>
@@ -4431,7 +4431,7 @@
         <w:spacing w:after="60"/>
       </w:pPr>
       <w:r>
-        <w:t>Ведёрко со льдом на общий стол, лёд заказывается в кафе при подготовке зала</w:t>
+        <w:t>Договорённость с барменом: показывают пингвина — выдать пакетик с гербом. Запасной вариант: лёд с бутылками воды на сервировочном столике кафе, пакетики в нём</w:t>
       </w:r>
     </w:p>
     <w:p>

--- a/la-royal-event/scenario-cards/giza-korobka.docx
+++ b/la-royal-event/scenario-cards/giza-korobka.docx
@@ -4279,6 +4279,14 @@
         <w:rPr>
           <w:b/>
         </w:rPr>
+        <w:t>Всё печатное уже свёрстано одним файлом: `client-package/pdf/giza-pechat-komplekt.pdf`, 20 страниц, на первой странице список покупок. Карточки команд отдельно: `giza-kartochki-komand.pdf`.</w:t>
+      </w:r>
+    </w:p>
+    <w:p>
+      <w:r>
+        <w:rPr>
+          <w:b/>
+        </w:rPr>
         <w:t>Печать:</w:t>
       </w:r>
     </w:p>
